--- a/content/w112.docx
+++ b/content/w112.docx
@@ -7,7 +7,7 @@
         <w:pStyle w:val="Title"/>
       </w:pPr>
       <w:r>
-        <w:t xml:space="preserve">Placeholder - Check Back Later</w:t>
+        <w:t xml:space="preserve">Debate 5</w:t>
       </w:r>
     </w:p>
     <w:p>

--- a/content/w112.docx
+++ b/content/w112.docx
@@ -7,7 +7,7 @@
         <w:pStyle w:val="Title"/>
       </w:pPr>
       <w:r>
-        <w:t xml:space="preserve">Debate 5</w:t>
+        <w:t xml:space="preserve">11.2 - Debate: Labor</w:t>
       </w:r>
     </w:p>
     <w:p>
@@ -34,7 +34,7 @@
         <w:t xml:space="preserve">S2026</w:t>
       </w:r>
     </w:p>
-    <w:bookmarkStart w:id="20" w:name="debate"/>
+    <w:bookmarkStart w:id="21" w:name="debate"/>
     <w:p>
       <w:pPr>
         <w:pStyle w:val="Heading4"/>
@@ -56,17 +56,59 @@
           <w:i/>
           <w:iCs/>
         </w:rPr>
-        <w:t xml:space="preserve">test</w:t>
+        <w:t xml:space="preserve">Resolved</w:t>
+      </w:r>
+      <w:r>
+        <w:t xml:space="preserve">:</w:t>
+      </w:r>
+      <w:r>
+        <w:t xml:space="preserve"> </w:t>
+      </w:r>
+      <w:r>
+        <w:rPr>
+          <w:b/>
+          <w:bCs/>
+        </w:rPr>
+        <w:t xml:space="preserve">To ameliorate future disruption in the labor market caused by artificial intelligence, the United States should implement a universal basic income.</w:t>
       </w:r>
     </w:p>
-    <w:bookmarkEnd w:id="20"/>
-    <w:bookmarkStart w:id="21" w:name="think"/>
     <w:p>
       <w:pPr>
+        <w:pStyle w:val="Compact"/>
+        <w:numPr>
+          <w:ilvl w:val="0"/>
+          <w:numId w:val="1001"/>
+        </w:numPr>
+      </w:pPr>
+      <w:r>
+        <w:t xml:space="preserve">See</w:t>
+      </w:r>
+      <w:r>
+        <w:t xml:space="preserve"> </w:t>
+      </w:r>
+      <w:hyperlink r:id="rId20">
+        <w:r>
+          <w:rPr>
+            <w:rStyle w:val="Hyperlink"/>
+          </w:rPr>
+          <w:t xml:space="preserve">debate information pages</w:t>
+        </w:r>
+      </w:hyperlink>
+      <w:r>
+        <w:t xml:space="preserve"> </w:t>
+      </w:r>
+      <w:r>
+        <w:t xml:space="preserve">for details.</w:t>
+      </w:r>
+    </w:p>
+    <w:bookmarkEnd w:id="21"/>
+    <w:bookmarkStart w:id="25" w:name="submit"/>
+    <w:p>
+      <w:pPr>
         <w:pStyle w:val="Heading4"/>
       </w:pPr>
       <w:r>
-        <w:t xml:space="preserve">🧠 Think:</w:t>
+        <w:t xml:space="preserve">📝 Submit</w:t>
       </w:r>
     </w:p>
     <w:p>
@@ -78,143 +120,31 @@
         </w:numPr>
       </w:pPr>
       <w:r>
-        <w:rPr>
-          <w:i/>
-          <w:iCs/>
-        </w:rPr>
-        <w:t xml:space="preserve">test</w:t>
-      </w:r>
-    </w:p>
-    <w:bookmarkEnd w:id="21"/>
-    <w:bookmarkStart w:id="22" w:name="read"/>
-    <w:p>
-      <w:pPr>
-        <w:pStyle w:val="Heading4"/>
-      </w:pPr>
-      <w:r>
-        <w:t xml:space="preserve">📖 Read:</w:t>
+        <w:t xml:space="preserve">On paper:</w:t>
       </w:r>
     </w:p>
     <w:p>
       <w:pPr>
         <w:pStyle w:val="Compact"/>
         <w:numPr>
-          <w:ilvl w:val="0"/>
+          <w:ilvl w:val="1"/>
           <w:numId w:val="1003"/>
         </w:numPr>
       </w:pPr>
       <w:r>
-        <w:t xml:space="preserve">test</w:t>
-      </w:r>
-    </w:p>
-    <w:bookmarkEnd w:id="22"/>
-    <w:bookmarkStart w:id="23" w:name="listen"/>
-    <w:p>
-      <w:pPr>
-        <w:pStyle w:val="Heading4"/>
-      </w:pPr>
-      <w:r>
-        <w:t xml:space="preserve">🎧 Listen:</w:t>
+        <w:t xml:space="preserve">References list (for debate teams)</w:t>
       </w:r>
     </w:p>
     <w:p>
       <w:pPr>
         <w:pStyle w:val="Compact"/>
         <w:numPr>
-          <w:ilvl w:val="0"/>
-          <w:numId w:val="1004"/>
+          <w:ilvl w:val="1"/>
+          <w:numId w:val="1003"/>
         </w:numPr>
       </w:pPr>
       <w:r>
-        <w:t xml:space="preserve">test</w:t>
-      </w:r>
-    </w:p>
-    <w:bookmarkEnd w:id="23"/>
-    <w:bookmarkStart w:id="24" w:name="watch"/>
-    <w:p>
-      <w:pPr>
-        <w:pStyle w:val="Heading4"/>
-      </w:pPr>
-      <w:r>
-        <w:t xml:space="preserve">📺 Watch:</w:t>
-      </w:r>
-    </w:p>
-    <w:p>
-      <w:pPr>
-        <w:pStyle w:val="Compact"/>
-        <w:numPr>
-          <w:ilvl w:val="0"/>
-          <w:numId w:val="1005"/>
-        </w:numPr>
-      </w:pPr>
-      <w:r>
-        <w:t xml:space="preserve">test</w:t>
-      </w:r>
-    </w:p>
-    <w:bookmarkEnd w:id="24"/>
-    <w:bookmarkStart w:id="25" w:name="browse"/>
-    <w:p>
-      <w:pPr>
-        <w:pStyle w:val="Heading4"/>
-      </w:pPr>
-      <w:r>
-        <w:t xml:space="preserve">🌐 Browse:</w:t>
-      </w:r>
-    </w:p>
-    <w:p>
-      <w:pPr>
-        <w:pStyle w:val="Compact"/>
-        <w:numPr>
-          <w:ilvl w:val="0"/>
-          <w:numId w:val="1006"/>
-        </w:numPr>
-      </w:pPr>
-      <w:r>
-        <w:t xml:space="preserve">test</w:t>
-      </w:r>
-    </w:p>
-    <w:bookmarkEnd w:id="25"/>
-    <w:bookmarkStart w:id="26" w:name="additional-resources"/>
-    <w:p>
-      <w:pPr>
-        <w:pStyle w:val="Heading4"/>
-      </w:pPr>
-      <w:r>
-        <w:t xml:space="preserve">📚 Additional Resources:</w:t>
-      </w:r>
-    </w:p>
-    <w:p>
-      <w:pPr>
-        <w:pStyle w:val="Compact"/>
-        <w:numPr>
-          <w:ilvl w:val="0"/>
-          <w:numId w:val="1007"/>
-        </w:numPr>
-      </w:pPr>
-      <w:r>
-        <w:t xml:space="preserve">test</w:t>
-      </w:r>
-    </w:p>
-    <w:bookmarkEnd w:id="26"/>
-    <w:bookmarkStart w:id="30" w:name="submit"/>
-    <w:p>
-      <w:pPr>
-        <w:pStyle w:val="Heading4"/>
-      </w:pPr>
-      <w:r>
-        <w:t xml:space="preserve">📝 Submit:</w:t>
-      </w:r>
-    </w:p>
-    <w:p>
-      <w:pPr>
-        <w:pStyle w:val="Compact"/>
-        <w:numPr>
-          <w:ilvl w:val="0"/>
-          <w:numId w:val="1008"/>
-        </w:numPr>
-      </w:pPr>
-      <w:r>
-        <w:t xml:space="preserve">Discussion question to course chat</w:t>
+        <w:t xml:space="preserve">Debate roles (for debate teams; to professor)</w:t>
       </w:r>
     </w:p>
     <w:tbl>
@@ -258,18 +188,18 @@
                 <wp:inline>
                   <wp:extent cx="152400" cy="152400"/>
                   <wp:effectExtent b="0" l="0" r="0" t="0"/>
-                  <wp:docPr descr="" title="" id="28" name="Picture"/>
+                  <wp:docPr descr="" title="" id="23" name="Picture"/>
                   <a:graphic>
                     <a:graphicData uri="http://schemas.openxmlformats.org/drawingml/2006/picture">
                       <pic:pic>
                         <pic:nvPicPr>
-                          <pic:cNvPr descr="/opt/quarto/share/formats/docx/tip.png" id="29" name="Picture"/>
+                          <pic:cNvPr descr="/opt/quarto/share/formats/docx/tip.png" id="24" name="Picture"/>
                           <pic:cNvPicPr>
                             <a:picLocks noChangeArrowheads="1" noChangeAspect="1"/>
                           </pic:cNvPicPr>
                         </pic:nvPicPr>
                         <pic:blipFill>
-                          <a:blip r:embed="rId27"/>
+                          <a:blip r:embed="rId22"/>
                           <a:stretch>
                             <a:fillRect/>
                           </a:stretch>
@@ -323,7 +253,7 @@
               <w:pStyle w:val="Compact"/>
               <w:numPr>
                 <w:ilvl w:val="0"/>
-                <w:numId w:val="1009"/>
+                <w:numId w:val="1004"/>
               </w:numPr>
             </w:pPr>
             <w:r>
@@ -359,7 +289,7 @@
               <w:pStyle w:val="Compact"/>
               <w:numPr>
                 <w:ilvl w:val="0"/>
-                <w:numId w:val="1009"/>
+                <w:numId w:val="1004"/>
               </w:numPr>
             </w:pPr>
             <w:r>
@@ -377,7 +307,7 @@
               <w:pStyle w:val="Compact"/>
               <w:numPr>
                 <w:ilvl w:val="0"/>
-                <w:numId w:val="1009"/>
+                <w:numId w:val="1004"/>
               </w:numPr>
             </w:pPr>
             <w:r>
@@ -394,7 +324,7 @@
         </w:tc>
       </w:tr>
     </w:tbl>
-    <w:bookmarkEnd w:id="30"/>
+    <w:bookmarkEnd w:id="25"/>
     <w:sectPr>
       <w:footnotePr>
         <w:numRestart w:val="eachSect"/>
@@ -621,21 +551,6 @@
     <w:abstractNumId w:val="991"/>
   </w:num>
   <w:num w:numId="1004">
-    <w:abstractNumId w:val="991"/>
-  </w:num>
-  <w:num w:numId="1005">
-    <w:abstractNumId w:val="991"/>
-  </w:num>
-  <w:num w:numId="1006">
-    <w:abstractNumId w:val="991"/>
-  </w:num>
-  <w:num w:numId="1007">
-    <w:abstractNumId w:val="991"/>
-  </w:num>
-  <w:num w:numId="1008">
-    <w:abstractNumId w:val="991"/>
-  </w:num>
-  <w:num w:numId="1009">
     <w:abstractNumId w:val="991"/>
   </w:num>
 </w:numbering>

--- a/content/w112.docx
+++ b/content/w112.docx
@@ -34,7 +34,7 @@
         <w:t xml:space="preserve">S2026</w:t>
       </w:r>
     </w:p>
-    <w:bookmarkStart w:id="21" w:name="debate"/>
+    <w:bookmarkStart w:id="10" w:name="debate"/>
     <w:p>
       <w:pPr>
         <w:pStyle w:val="Heading4"/>
@@ -86,7 +86,7 @@
       <w:r>
         <w:t xml:space="preserve"> </w:t>
       </w:r>
-      <w:hyperlink r:id="rId20">
+      <w:hyperlink r:id="rId9">
         <w:r>
           <w:rPr>
             <w:rStyle w:val="Hyperlink"/>
@@ -101,8 +101,8 @@
         <w:t xml:space="preserve">for details.</w:t>
       </w:r>
     </w:p>
-    <w:bookmarkEnd w:id="21"/>
-    <w:bookmarkStart w:id="25" w:name="submit"/>
+    <w:bookmarkEnd w:id="10"/>
+    <w:bookmarkStart w:id="14" w:name="submit"/>
     <w:p>
       <w:pPr>
         <w:pStyle w:val="Heading4"/>
@@ -188,18 +188,18 @@
                 <wp:inline>
                   <wp:extent cx="152400" cy="152400"/>
                   <wp:effectExtent b="0" l="0" r="0" t="0"/>
-                  <wp:docPr descr="" title="" id="23" name="Picture"/>
+                  <wp:docPr descr="" title="" id="12" name="Picture"/>
                   <a:graphic>
                     <a:graphicData uri="http://schemas.openxmlformats.org/drawingml/2006/picture">
                       <pic:pic>
                         <pic:nvPicPr>
-                          <pic:cNvPr descr="/opt/quarto/share/formats/docx/tip.png" id="24" name="Picture"/>
+                          <pic:cNvPr descr="/opt/quarto/share/formats/docx/tip.png" id="13" name="Picture"/>
                           <pic:cNvPicPr>
                             <a:picLocks noChangeArrowheads="1" noChangeAspect="1"/>
                           </pic:cNvPicPr>
                         </pic:nvPicPr>
                         <pic:blipFill>
-                          <a:blip r:embed="rId22"/>
+                          <a:blip r:embed="rId11"/>
                           <a:stretch>
                             <a:fillRect/>
                           </a:stretch>
@@ -324,7 +324,7 @@
         </w:tc>
       </w:tr>
     </w:tbl>
-    <w:bookmarkEnd w:id="25"/>
+    <w:bookmarkEnd w:id="14"/>
     <w:sectPr>
       <w:footnotePr>
         <w:numRestart w:val="eachSect"/>
@@ -561,10 +561,10 @@
   <w:docDefaults>
     <w:rPrDefault>
       <w:rPr>
-        <w:rFonts w:asciiTheme="minorHAnsi" w:cstheme="minorBidi" w:eastAsiaTheme="minorHAnsi" w:hAnsiTheme="minorHAnsi"/>
+        <w:rFonts w:asciiTheme="minorHAnsi" w:cstheme="minorBidi" w:eastAsiaTheme="minorEastAsia" w:hAnsiTheme="minorHAnsi"/>
         <w:sz w:val="24"/>
         <w:szCs w:val="24"/>
-        <w:lang w:bidi="ar-SA" w:eastAsia="en-US" w:val="en-US"/>
+        <w:lang w:bidi="ar-SA" w:eastAsia="zh-CN" w:val="en-US"/>
       </w:rPr>
     </w:rPrDefault>
     <w:pPrDefault>
@@ -1105,13 +1105,6 @@
       </w:tblCellMar>
     </w:tblPr>
     <w:tblStylePr w:type="firstRow">
-      <w:tblPr>
-        <w:jc w:val="left"/>
-        <w:tblInd w:type="dxa" w:w="0"/>
-      </w:tblPr>
-      <w:trPr>
-        <w:jc w:val="left"/>
-      </w:trPr>
       <w:tcPr>
         <w:tcBorders>
           <w:bottom w:val="single"/>
